--- a/Hw3/HW3G1.docx
+++ b/Hw3/HW3G1.docx
@@ -383,6 +383,16 @@
           <w:noProof/>
         </w:rPr>
       </w:pPr>
+    </w:p>
+    <w:p>
+      <w:pPr>
+        <w:rPr>
+          <w:rFonts w:ascii="Times New Roman" w:hAnsi="Times New Roman" w:cs="Times New Roman"/>
+          <w:i/>
+          <w:iCs/>
+          <w:noProof/>
+        </w:rPr>
+      </w:pPr>
       <w:r>
         <w:rPr>
           <w:rFonts w:ascii="Times New Roman" w:hAnsi="Times New Roman" w:cs="Times New Roman"/>
@@ -455,6 +465,579 @@
             </a:graphic>
           </wp:inline>
         </w:drawing>
+      </w:r>
+    </w:p>
+    <w:p>
+      <w:pPr>
+        <w:rPr>
+          <w:rFonts w:ascii="Times New Roman" w:hAnsi="Times New Roman" w:cs="Times New Roman"/>
+          <w:noProof/>
+        </w:rPr>
+      </w:pPr>
+    </w:p>
+    <w:p>
+      <w:pPr>
+        <w:jc w:val="center"/>
+        <w:rPr>
+          <w:rFonts w:ascii="Times New Roman" w:hAnsi="Times New Roman" w:cs="Times New Roman"/>
+          <w:noProof/>
+        </w:rPr>
+      </w:pPr>
+    </w:p>
+    <w:p>
+      <w:pPr>
+        <w:rPr>
+          <w:rFonts w:ascii="Times New Roman" w:hAnsi="Times New Roman" w:cs="Times New Roman"/>
+          <w:i/>
+          <w:iCs/>
+          <w:noProof/>
+        </w:rPr>
+      </w:pPr>
+      <w:r>
+        <w:rPr>
+          <w:rFonts w:ascii="Times New Roman" w:hAnsi="Times New Roman" w:cs="Times New Roman"/>
+          <w:i/>
+          <w:iCs/>
+          <w:noProof/>
+        </w:rPr>
+        <w:lastRenderedPageBreak/>
+        <w:t>AST:</w:t>
+      </w:r>
+    </w:p>
+    <w:p>
+      <w:pPr>
+        <w:rPr>
+          <w:rFonts w:ascii="Times New Roman" w:hAnsi="Times New Roman" w:cs="Times New Roman"/>
+          <w:noProof/>
+        </w:rPr>
+      </w:pPr>
+      <w:r>
+        <w:rPr>
+          <w:rFonts w:ascii="Times New Roman" w:hAnsi="Times New Roman" w:cs="Times New Roman"/>
+          <w:noProof/>
+        </w:rPr>
+        <w:drawing>
+          <wp:inline distT="0" distB="0" distL="0" distR="0" wp14:anchorId="2C82A23F" wp14:editId="09EC758E">
+            <wp:extent cx="5943600" cy="3039110"/>
+            <wp:effectExtent l="19050" t="19050" r="19050" b="27940"/>
+            <wp:docPr id="797231051" name="Picture 2"/>
+            <wp:cNvGraphicFramePr>
+              <a:graphicFrameLocks xmlns:a="http://schemas.openxmlformats.org/drawingml/2006/main" noChangeAspect="1"/>
+            </wp:cNvGraphicFramePr>
+            <a:graphic xmlns:a="http://schemas.openxmlformats.org/drawingml/2006/main">
+              <a:graphicData uri="http://schemas.openxmlformats.org/drawingml/2006/picture">
+                <pic:pic xmlns:pic="http://schemas.openxmlformats.org/drawingml/2006/picture">
+                  <pic:nvPicPr>
+                    <pic:cNvPr id="0" name="Picture 6"/>
+                    <pic:cNvPicPr>
+                      <a:picLocks noChangeAspect="1" noChangeArrowheads="1"/>
+                    </pic:cNvPicPr>
+                  </pic:nvPicPr>
+                  <pic:blipFill>
+                    <a:blip r:embed="rId7" cstate="print">
+                      <a:extLst>
+                        <a:ext uri="{28A0092B-C50C-407E-A947-70E740481C1C}">
+                          <a14:useLocalDpi xmlns:a14="http://schemas.microsoft.com/office/drawing/2010/main" val="0"/>
+                        </a:ext>
+                      </a:extLst>
+                    </a:blip>
+                    <a:srcRect/>
+                    <a:stretch>
+                      <a:fillRect/>
+                    </a:stretch>
+                  </pic:blipFill>
+                  <pic:spPr bwMode="auto">
+                    <a:xfrm>
+                      <a:off x="0" y="0"/>
+                      <a:ext cx="5943600" cy="3039110"/>
+                    </a:xfrm>
+                    <a:prstGeom prst="rect">
+                      <a:avLst/>
+                    </a:prstGeom>
+                    <a:noFill/>
+                    <a:ln>
+                      <a:solidFill>
+                        <a:schemeClr val="accent3"/>
+                      </a:solidFill>
+                    </a:ln>
+                  </pic:spPr>
+                </pic:pic>
+              </a:graphicData>
+            </a:graphic>
+          </wp:inline>
+        </w:drawing>
+      </w:r>
+    </w:p>
+    <w:p>
+      <w:pPr>
+        <w:rPr>
+          <w:rFonts w:ascii="Times New Roman" w:hAnsi="Times New Roman" w:cs="Times New Roman"/>
+          <w:i/>
+          <w:iCs/>
+          <w:noProof/>
+        </w:rPr>
+      </w:pPr>
+      <w:r>
+        <w:rPr>
+          <w:rFonts w:ascii="Times New Roman" w:hAnsi="Times New Roman" w:cs="Times New Roman"/>
+          <w:i/>
+          <w:iCs/>
+          <w:noProof/>
+        </w:rPr>
+        <w:t>Revised</w:t>
+      </w:r>
+      <w:r>
+        <w:rPr>
+          <w:rFonts w:ascii="Times New Roman" w:hAnsi="Times New Roman" w:cs="Times New Roman"/>
+          <w:i/>
+          <w:iCs/>
+          <w:noProof/>
+        </w:rPr>
+        <w:t xml:space="preserve"> Semantics:</w:t>
+      </w:r>
+    </w:p>
+    <w:p>
+      <w:pPr>
+        <w:rPr>
+          <w:rFonts w:ascii="Times New Roman" w:hAnsi="Times New Roman" w:cs="Times New Roman"/>
+          <w:noProof/>
+        </w:rPr>
+      </w:pPr>
+      <w:r>
+        <w:rPr>
+          <w:rFonts w:ascii="Times New Roman" w:hAnsi="Times New Roman" w:cs="Times New Roman"/>
+          <w:noProof/>
+        </w:rPr>
+        <w:t>procedure visit(</w:t>
+      </w:r>
+      <w:r>
+        <w:rPr>
+          <w:rFonts w:ascii="Times New Roman" w:hAnsi="Times New Roman" w:cs="Times New Roman"/>
+          <w:noProof/>
+        </w:rPr>
+        <w:t>SignTesting</w:t>
+      </w:r>
+      <w:r>
+        <w:rPr>
+          <w:rFonts w:ascii="Times New Roman" w:hAnsi="Times New Roman" w:cs="Times New Roman"/>
+          <w:noProof/>
+        </w:rPr>
+        <w:t xml:space="preserve"> </w:t>
+      </w:r>
+      <w:r>
+        <w:rPr>
+          <w:rFonts w:ascii="Times New Roman" w:hAnsi="Times New Roman" w:cs="Times New Roman"/>
+          <w:noProof/>
+        </w:rPr>
+        <w:t>s</w:t>
+      </w:r>
+      <w:r>
+        <w:rPr>
+          <w:rFonts w:ascii="Times New Roman" w:hAnsi="Times New Roman" w:cs="Times New Roman"/>
+          <w:noProof/>
+        </w:rPr>
+        <w:t xml:space="preserve">) </w:t>
+      </w:r>
+    </w:p>
+    <w:p>
+      <w:pPr>
+        <w:ind w:left="720"/>
+        <w:rPr>
+          <w:rFonts w:ascii="Times New Roman" w:hAnsi="Times New Roman" w:cs="Times New Roman"/>
+          <w:noProof/>
+        </w:rPr>
+      </w:pPr>
+      <w:r>
+        <w:rPr>
+          <w:rFonts w:ascii="Times New Roman" w:hAnsi="Times New Roman" w:cs="Times New Roman"/>
+          <w:noProof/>
+        </w:rPr>
+        <w:t>s</w:t>
+      </w:r>
+      <w:r>
+        <w:rPr>
+          <w:rFonts w:ascii="Times New Roman" w:hAnsi="Times New Roman" w:cs="Times New Roman"/>
+          <w:noProof/>
+        </w:rPr>
+        <w:t>.</w:t>
+      </w:r>
+      <w:r>
+        <w:rPr>
+          <w:rFonts w:ascii="Times New Roman" w:hAnsi="Times New Roman" w:cs="Times New Roman"/>
+          <w:noProof/>
+        </w:rPr>
+        <w:t>neg</w:t>
+      </w:r>
+      <w:r>
+        <w:rPr>
+          <w:rFonts w:ascii="Times New Roman" w:hAnsi="Times New Roman" w:cs="Times New Roman"/>
+          <w:noProof/>
+        </w:rPr>
+        <w:t xml:space="preserve">Part.isReachable ← true </w:t>
+      </w:r>
+    </w:p>
+    <w:p>
+      <w:pPr>
+        <w:ind w:left="720"/>
+        <w:rPr>
+          <w:rFonts w:ascii="Times New Roman" w:hAnsi="Times New Roman" w:cs="Times New Roman"/>
+          <w:noProof/>
+        </w:rPr>
+      </w:pPr>
+      <w:r>
+        <w:rPr>
+          <w:rFonts w:ascii="Times New Roman" w:hAnsi="Times New Roman" w:cs="Times New Roman"/>
+          <w:noProof/>
+        </w:rPr>
+        <w:t>s</w:t>
+      </w:r>
+      <w:r>
+        <w:rPr>
+          <w:rFonts w:ascii="Times New Roman" w:hAnsi="Times New Roman" w:cs="Times New Roman"/>
+          <w:noProof/>
+        </w:rPr>
+        <w:t>.</w:t>
+      </w:r>
+      <w:r>
+        <w:rPr>
+          <w:rFonts w:ascii="Times New Roman" w:hAnsi="Times New Roman" w:cs="Times New Roman"/>
+          <w:noProof/>
+        </w:rPr>
+        <w:t>zero</w:t>
+      </w:r>
+      <w:r>
+        <w:rPr>
+          <w:rFonts w:ascii="Times New Roman" w:hAnsi="Times New Roman" w:cs="Times New Roman"/>
+          <w:noProof/>
+        </w:rPr>
+        <w:t xml:space="preserve">Part.isReachable ← true </w:t>
+      </w:r>
+    </w:p>
+    <w:p>
+      <w:pPr>
+        <w:ind w:left="720"/>
+        <w:rPr>
+          <w:rFonts w:ascii="Times New Roman" w:hAnsi="Times New Roman" w:cs="Times New Roman"/>
+          <w:noProof/>
+        </w:rPr>
+      </w:pPr>
+      <w:r>
+        <w:rPr>
+          <w:rFonts w:ascii="Times New Roman" w:hAnsi="Times New Roman" w:cs="Times New Roman"/>
+          <w:noProof/>
+        </w:rPr>
+        <w:t>s</w:t>
+      </w:r>
+      <w:r>
+        <w:rPr>
+          <w:rFonts w:ascii="Times New Roman" w:hAnsi="Times New Roman" w:cs="Times New Roman"/>
+          <w:noProof/>
+        </w:rPr>
+        <w:t>.</w:t>
+      </w:r>
+      <w:r>
+        <w:rPr>
+          <w:rFonts w:ascii="Times New Roman" w:hAnsi="Times New Roman" w:cs="Times New Roman"/>
+          <w:noProof/>
+        </w:rPr>
+        <w:t>pos</w:t>
+      </w:r>
+      <w:r>
+        <w:rPr>
+          <w:rFonts w:ascii="Times New Roman" w:hAnsi="Times New Roman" w:cs="Times New Roman"/>
+          <w:noProof/>
+        </w:rPr>
+        <w:t xml:space="preserve">Part.isReachable ← true </w:t>
+      </w:r>
+    </w:p>
+    <w:p>
+      <w:pPr>
+        <w:ind w:left="720"/>
+        <w:rPr>
+          <w:rFonts w:ascii="Times New Roman" w:hAnsi="Times New Roman" w:cs="Times New Roman"/>
+          <w:noProof/>
+        </w:rPr>
+      </w:pPr>
+      <w:r>
+        <w:rPr>
+          <w:rFonts w:ascii="Times New Roman" w:hAnsi="Times New Roman" w:cs="Times New Roman"/>
+          <w:noProof/>
+        </w:rPr>
+        <w:t>call visitChildren(</w:t>
+      </w:r>
+      <w:r>
+        <w:rPr>
+          <w:rFonts w:ascii="Times New Roman" w:hAnsi="Times New Roman" w:cs="Times New Roman"/>
+          <w:noProof/>
+        </w:rPr>
+        <w:t>s</w:t>
+      </w:r>
+      <w:r>
+        <w:rPr>
+          <w:rFonts w:ascii="Times New Roman" w:hAnsi="Times New Roman" w:cs="Times New Roman"/>
+          <w:noProof/>
+        </w:rPr>
+        <w:t xml:space="preserve">) </w:t>
+      </w:r>
+    </w:p>
+    <w:p>
+      <w:pPr>
+        <w:ind w:left="720"/>
+        <w:rPr>
+          <w:rFonts w:ascii="Times New Roman" w:hAnsi="Times New Roman" w:cs="Times New Roman"/>
+          <w:noProof/>
+        </w:rPr>
+      </w:pPr>
+      <w:r>
+        <w:rPr>
+          <w:rFonts w:ascii="Times New Roman" w:hAnsi="Times New Roman" w:cs="Times New Roman"/>
+          <w:noProof/>
+        </w:rPr>
+        <w:t>neg</w:t>
+      </w:r>
+      <w:r>
+        <w:rPr>
+          <w:rFonts w:ascii="Times New Roman" w:hAnsi="Times New Roman" w:cs="Times New Roman"/>
+          <w:noProof/>
+        </w:rPr>
+        <w:t xml:space="preserve">Normal ← </w:t>
+      </w:r>
+      <w:r>
+        <w:rPr>
+          <w:rFonts w:ascii="Times New Roman" w:hAnsi="Times New Roman" w:cs="Times New Roman"/>
+          <w:noProof/>
+        </w:rPr>
+        <w:t>s</w:t>
+      </w:r>
+      <w:r>
+        <w:rPr>
+          <w:rFonts w:ascii="Times New Roman" w:hAnsi="Times New Roman" w:cs="Times New Roman"/>
+          <w:noProof/>
+        </w:rPr>
+        <w:t xml:space="preserve">.thenPart.terminatesNormally </w:t>
+      </w:r>
+    </w:p>
+    <w:p>
+      <w:pPr>
+        <w:ind w:left="720"/>
+        <w:rPr>
+          <w:rFonts w:ascii="Times New Roman" w:hAnsi="Times New Roman" w:cs="Times New Roman"/>
+          <w:noProof/>
+        </w:rPr>
+      </w:pPr>
+      <w:r>
+        <w:rPr>
+          <w:rFonts w:ascii="Times New Roman" w:hAnsi="Times New Roman" w:cs="Times New Roman"/>
+          <w:noProof/>
+        </w:rPr>
+        <w:t>zero</w:t>
+      </w:r>
+      <w:r>
+        <w:rPr>
+          <w:rFonts w:ascii="Times New Roman" w:hAnsi="Times New Roman" w:cs="Times New Roman"/>
+          <w:noProof/>
+        </w:rPr>
+        <w:t xml:space="preserve">Normal ← </w:t>
+      </w:r>
+      <w:r>
+        <w:rPr>
+          <w:rFonts w:ascii="Times New Roman" w:hAnsi="Times New Roman" w:cs="Times New Roman"/>
+          <w:noProof/>
+        </w:rPr>
+        <w:t>s</w:t>
+      </w:r>
+      <w:r>
+        <w:rPr>
+          <w:rFonts w:ascii="Times New Roman" w:hAnsi="Times New Roman" w:cs="Times New Roman"/>
+          <w:noProof/>
+        </w:rPr>
+        <w:t>.elsePart.terminatesNormally</w:t>
+      </w:r>
+    </w:p>
+    <w:p>
+      <w:pPr>
+        <w:ind w:left="720"/>
+        <w:rPr>
+          <w:rFonts w:ascii="Times New Roman" w:hAnsi="Times New Roman" w:cs="Times New Roman"/>
+          <w:noProof/>
+        </w:rPr>
+      </w:pPr>
+      <w:r>
+        <w:rPr>
+          <w:rFonts w:ascii="Times New Roman" w:hAnsi="Times New Roman" w:cs="Times New Roman"/>
+          <w:noProof/>
+        </w:rPr>
+        <w:t>pos</w:t>
+      </w:r>
+      <w:r>
+        <w:rPr>
+          <w:rFonts w:ascii="Times New Roman" w:hAnsi="Times New Roman" w:cs="Times New Roman"/>
+          <w:noProof/>
+        </w:rPr>
+        <w:t xml:space="preserve">Normal ← </w:t>
+      </w:r>
+      <w:r>
+        <w:rPr>
+          <w:rFonts w:ascii="Times New Roman" w:hAnsi="Times New Roman" w:cs="Times New Roman"/>
+          <w:noProof/>
+        </w:rPr>
+        <w:t>s</w:t>
+      </w:r>
+      <w:r>
+        <w:rPr>
+          <w:rFonts w:ascii="Times New Roman" w:hAnsi="Times New Roman" w:cs="Times New Roman"/>
+          <w:noProof/>
+        </w:rPr>
+        <w:t>.elsePart.terminatesNormally</w:t>
+      </w:r>
+    </w:p>
+    <w:p>
+      <w:pPr>
+        <w:ind w:left="720"/>
+        <w:rPr>
+          <w:rFonts w:ascii="Times New Roman" w:hAnsi="Times New Roman" w:cs="Times New Roman"/>
+          <w:noProof/>
+        </w:rPr>
+      </w:pPr>
+      <w:r>
+        <w:rPr>
+          <w:rFonts w:ascii="Times New Roman" w:hAnsi="Times New Roman" w:cs="Times New Roman"/>
+          <w:noProof/>
+        </w:rPr>
+        <w:t xml:space="preserve"> </w:t>
+      </w:r>
+      <w:r>
+        <w:rPr>
+          <w:rFonts w:ascii="Times New Roman" w:hAnsi="Times New Roman" w:cs="Times New Roman"/>
+          <w:noProof/>
+        </w:rPr>
+        <w:t>s</w:t>
+      </w:r>
+      <w:r>
+        <w:rPr>
+          <w:rFonts w:ascii="Times New Roman" w:hAnsi="Times New Roman" w:cs="Times New Roman"/>
+          <w:noProof/>
+        </w:rPr>
+        <w:t xml:space="preserve">.terminatesNormally ← </w:t>
+      </w:r>
+      <w:r>
+        <w:rPr>
+          <w:rFonts w:ascii="Times New Roman" w:hAnsi="Times New Roman" w:cs="Times New Roman"/>
+          <w:noProof/>
+        </w:rPr>
+        <w:t>neg</w:t>
+      </w:r>
+      <w:r>
+        <w:rPr>
+          <w:rFonts w:ascii="Times New Roman" w:hAnsi="Times New Roman" w:cs="Times New Roman"/>
+          <w:noProof/>
+        </w:rPr>
+        <w:t xml:space="preserve">Normal or </w:t>
+      </w:r>
+      <w:r>
+        <w:rPr>
+          <w:rFonts w:ascii="Times New Roman" w:hAnsi="Times New Roman" w:cs="Times New Roman"/>
+          <w:noProof/>
+        </w:rPr>
+        <w:t>zero</w:t>
+      </w:r>
+      <w:r>
+        <w:rPr>
+          <w:rFonts w:ascii="Times New Roman" w:hAnsi="Times New Roman" w:cs="Times New Roman"/>
+          <w:noProof/>
+        </w:rPr>
+        <w:t xml:space="preserve">Normal </w:t>
+      </w:r>
+      <w:r>
+        <w:rPr>
+          <w:rFonts w:ascii="Times New Roman" w:hAnsi="Times New Roman" w:cs="Times New Roman"/>
+          <w:noProof/>
+        </w:rPr>
+        <w:t xml:space="preserve">or </w:t>
+      </w:r>
+      <w:r>
+        <w:rPr>
+          <w:rFonts w:ascii="Times New Roman" w:hAnsi="Times New Roman" w:cs="Times New Roman"/>
+          <w:noProof/>
+        </w:rPr>
+        <w:t>posNormal</w:t>
+      </w:r>
+    </w:p>
+    <w:p>
+      <w:pPr>
+        <w:rPr>
+          <w:rFonts w:ascii="Times New Roman" w:hAnsi="Times New Roman" w:cs="Times New Roman"/>
+          <w:noProof/>
+        </w:rPr>
+      </w:pPr>
+      <w:r>
+        <w:rPr>
+          <w:rFonts w:ascii="Times New Roman" w:hAnsi="Times New Roman" w:cs="Times New Roman"/>
+          <w:noProof/>
+        </w:rPr>
+        <w:t>end</w:t>
+      </w:r>
+    </w:p>
+    <w:p>
+      <w:pPr>
+        <w:rPr>
+          <w:rFonts w:ascii="Times New Roman" w:hAnsi="Times New Roman" w:cs="Times New Roman"/>
+          <w:noProof/>
+        </w:rPr>
+      </w:pPr>
+    </w:p>
+    <w:p>
+      <w:pPr>
+        <w:jc w:val="center"/>
+        <w:rPr>
+          <w:rFonts w:ascii="Times New Roman" w:hAnsi="Times New Roman" w:cs="Times New Roman"/>
+          <w:i/>
+          <w:iCs/>
+          <w:noProof/>
+        </w:rPr>
+      </w:pPr>
+      <w:r>
+        <w:rPr>
+          <w:rFonts w:ascii="Times New Roman" w:hAnsi="Times New Roman" w:cs="Times New Roman"/>
+          <w:i/>
+          <w:iCs/>
+          <w:noProof/>
+        </w:rPr>
+        <w:t>Reference: Textbook pg 3</w:t>
+      </w:r>
+      <w:r>
+        <w:rPr>
+          <w:rFonts w:ascii="Times New Roman" w:hAnsi="Times New Roman" w:cs="Times New Roman"/>
+          <w:i/>
+          <w:iCs/>
+          <w:noProof/>
+        </w:rPr>
+        <w:t>49. Figure 9.3</w:t>
+      </w:r>
+      <w:r>
+        <w:rPr>
+          <w:i/>
+          <w:iCs/>
+        </w:rPr>
+        <w:t xml:space="preserve"> </w:t>
+      </w:r>
+      <w:r>
+        <w:rPr>
+          <w:rFonts w:ascii="Times New Roman" w:hAnsi="Times New Roman" w:cs="Times New Roman"/>
+          <w:i/>
+          <w:iCs/>
+          <w:noProof/>
+        </w:rPr>
+        <w:t>Reachability Analysis Visitors</w:t>
+      </w:r>
+      <w:r>
+        <w:rPr>
+          <w:rFonts w:ascii="Times New Roman" w:hAnsi="Times New Roman" w:cs="Times New Roman"/>
+          <w:i/>
+          <w:iCs/>
+          <w:noProof/>
+        </w:rPr>
+        <w:t xml:space="preserve"> (Part1)</w:t>
       </w:r>
     </w:p>
     <w:sectPr>
@@ -1398,7 +1981,6 @@
   <w:style w:type="character" w:default="1" w:styleId="DefaultParagraphFont">
     <w:name w:val="Default Paragraph Font"/>
     <w:uiPriority w:val="1"/>
-    <w:semiHidden/>
     <w:unhideWhenUsed/>
   </w:style>
   <w:style w:type="table" w:default="1" w:styleId="TableNormal">

--- a/Hw3/HW3G1.docx
+++ b/Hw3/HW3G1.docx
@@ -814,7 +814,21 @@
           <w:rFonts w:ascii="Times New Roman" w:hAnsi="Times New Roman" w:cs="Times New Roman"/>
           <w:noProof/>
         </w:rPr>
-        <w:t xml:space="preserve">.thenPart.terminatesNormally </w:t>
+        <w:t>.</w:t>
+      </w:r>
+      <w:r>
+        <w:rPr>
+          <w:rFonts w:ascii="Times New Roman" w:hAnsi="Times New Roman" w:cs="Times New Roman"/>
+          <w:noProof/>
+        </w:rPr>
+        <w:t>neg</w:t>
+      </w:r>
+      <w:r>
+        <w:rPr>
+          <w:rFonts w:ascii="Times New Roman" w:hAnsi="Times New Roman" w:cs="Times New Roman"/>
+          <w:noProof/>
+        </w:rPr>
+        <w:t xml:space="preserve">Part.terminatesNormally </w:t>
       </w:r>
     </w:p>
     <w:p>
@@ -851,7 +865,21 @@
           <w:rFonts w:ascii="Times New Roman" w:hAnsi="Times New Roman" w:cs="Times New Roman"/>
           <w:noProof/>
         </w:rPr>
-        <w:t>.elsePart.terminatesNormally</w:t>
+        <w:t>.</w:t>
+      </w:r>
+      <w:r>
+        <w:rPr>
+          <w:rFonts w:ascii="Times New Roman" w:hAnsi="Times New Roman" w:cs="Times New Roman"/>
+          <w:noProof/>
+        </w:rPr>
+        <w:t>zero</w:t>
+      </w:r>
+      <w:r>
+        <w:rPr>
+          <w:rFonts w:ascii="Times New Roman" w:hAnsi="Times New Roman" w:cs="Times New Roman"/>
+          <w:noProof/>
+        </w:rPr>
+        <w:t>Part.terminatesNormally</w:t>
       </w:r>
     </w:p>
     <w:p>
@@ -888,7 +916,21 @@
           <w:rFonts w:ascii="Times New Roman" w:hAnsi="Times New Roman" w:cs="Times New Roman"/>
           <w:noProof/>
         </w:rPr>
-        <w:t>.elsePart.terminatesNormally</w:t>
+        <w:t>.</w:t>
+      </w:r>
+      <w:r>
+        <w:rPr>
+          <w:rFonts w:ascii="Times New Roman" w:hAnsi="Times New Roman" w:cs="Times New Roman"/>
+          <w:noProof/>
+        </w:rPr>
+        <w:t>pos</w:t>
+      </w:r>
+      <w:r>
+        <w:rPr>
+          <w:rFonts w:ascii="Times New Roman" w:hAnsi="Times New Roman" w:cs="Times New Roman"/>
+          <w:noProof/>
+        </w:rPr>
+        <w:t>Part.terminatesNormally</w:t>
       </w:r>
     </w:p>
     <w:p>
@@ -1028,16 +1070,7 @@
           <w:iCs/>
           <w:noProof/>
         </w:rPr>
-        <w:t>Reachability Analysis Visitors</w:t>
-      </w:r>
-      <w:r>
-        <w:rPr>
-          <w:rFonts w:ascii="Times New Roman" w:hAnsi="Times New Roman" w:cs="Times New Roman"/>
-          <w:i/>
-          <w:iCs/>
-          <w:noProof/>
-        </w:rPr>
-        <w:t xml:space="preserve"> (Part1)</w:t>
+        <w:t>Reachability Analysis Visitors (Part1)</w:t>
       </w:r>
     </w:p>
     <w:sectPr>
@@ -1981,6 +2014,7 @@
   <w:style w:type="character" w:default="1" w:styleId="DefaultParagraphFont">
     <w:name w:val="Default Paragraph Font"/>
     <w:uiPriority w:val="1"/>
+    <w:semiHidden/>
     <w:unhideWhenUsed/>
   </w:style>
   <w:style w:type="table" w:default="1" w:styleId="TableNormal">

--- a/Hw3/HW3G1.docx
+++ b/Hw3/HW3G1.docx
@@ -166,7 +166,21 @@
           <w:rFonts w:ascii="Times New Roman" w:hAnsi="Times New Roman" w:cs="Times New Roman"/>
           <w:noProof/>
         </w:rPr>
-        <w:t xml:space="preserve">use the efficentcy of linked datastructures for insertion. </w:t>
+        <w:t>use the efficentcy of linked data</w:t>
+      </w:r>
+      <w:r>
+        <w:rPr>
+          <w:rFonts w:ascii="Times New Roman" w:hAnsi="Times New Roman" w:cs="Times New Roman"/>
+          <w:noProof/>
+        </w:rPr>
+        <w:t xml:space="preserve"> </w:t>
+      </w:r>
+      <w:r>
+        <w:rPr>
+          <w:rFonts w:ascii="Times New Roman" w:hAnsi="Times New Roman" w:cs="Times New Roman"/>
+          <w:noProof/>
+        </w:rPr>
+        <w:t xml:space="preserve">structures for insertion. </w:t>
       </w:r>
       <w:r>
         <w:rPr>
